--- a/tillsyn/Breviksnäs tillsynsbegäran.docx
+++ b/tillsyn/Breviksnäs tillsynsbegäran.docx
@@ -12,7 +12,7 @@
     </w:p>
     <w:p>
       <w:r>
-        <w:t>Denna tillsynsbegäran behandlar höga naturvärden i avverkningsanmälan Breviksnäs i Haninge kommun som inkom 2026-07-15 och omfattar 80,4 ha.</w:t>
+        <w:t>Denna tillsynsbegäran behandlar höga naturvärden i avverkningsanmälan Breviksnäs i Haninge kommun som inkom 2026-07-16 och omfattar 80,4 ha.</w:t>
       </w:r>
     </w:p>
     <w:p>
@@ -3119,7 +3119,7 @@
     <w:r>
       <w:tab/>
       <w:tab/>
-      <w:t>2026-07-15</w:t>
+      <w:t>2026-07-16</w:t>
       <w:br/>
       <w:br/>
     </w:r>

--- a/tillsyn/Breviksnäs tillsynsbegäran.docx
+++ b/tillsyn/Breviksnäs tillsynsbegäran.docx
@@ -12,7 +12,7 @@
     </w:p>
     <w:p>
       <w:r>
-        <w:t>Denna tillsynsbegäran behandlar höga naturvärden i avverkningsanmälan Breviksnäs i Haninge kommun som inkom 2026-07-16 och omfattar 80,4 ha.</w:t>
+        <w:t>Denna tillsynsbegäran behandlar höga naturvärden i avverkningsanmälan Breviksnäs i Haninge kommun som inkom 2026-07-17 och omfattar 80,4 ha.</w:t>
       </w:r>
     </w:p>
     <w:p>
@@ -3119,7 +3119,7 @@
     <w:r>
       <w:tab/>
       <w:tab/>
-      <w:t>2026-07-16</w:t>
+      <w:t>2026-07-17</w:t>
       <w:br/>
       <w:br/>
     </w:r>

--- a/tillsyn/Breviksnäs tillsynsbegäran.docx
+++ b/tillsyn/Breviksnäs tillsynsbegäran.docx
@@ -12,7 +12,7 @@
     </w:p>
     <w:p>
       <w:r>
-        <w:t>Denna tillsynsbegäran behandlar höga naturvärden i avverkningsanmälan Breviksnäs i Haninge kommun som inkom 2026-07-17 och omfattar 80,4 ha.</w:t>
+        <w:t>Denna tillsynsbegäran behandlar höga naturvärden i avverkningsanmälan Breviksnäs i Haninge kommun som inkom 2026-07-18 och omfattar 80,4 ha.</w:t>
       </w:r>
     </w:p>
     <w:p>
@@ -3119,7 +3119,7 @@
     <w:r>
       <w:tab/>
       <w:tab/>
-      <w:t>2026-07-17</w:t>
+      <w:t>2026-07-18</w:t>
       <w:br/>
       <w:br/>
     </w:r>

--- a/tillsyn/Breviksnäs tillsynsbegäran.docx
+++ b/tillsyn/Breviksnäs tillsynsbegäran.docx
@@ -12,7 +12,7 @@
     </w:p>
     <w:p>
       <w:r>
-        <w:t>Denna tillsynsbegäran behandlar höga naturvärden i avverkningsanmälan Breviksnäs i Haninge kommun som inkom 2026-07-18 och omfattar 80,4 ha.</w:t>
+        <w:t>Denna tillsynsbegäran behandlar höga naturvärden i avverkningsanmälan Breviksnäs i Haninge kommun som inkom 2026-07-19 och omfattar 80,4 ha.</w:t>
       </w:r>
     </w:p>
     <w:p>
@@ -3119,7 +3119,7 @@
     <w:r>
       <w:tab/>
       <w:tab/>
-      <w:t>2026-07-18</w:t>
+      <w:t>2026-07-19</w:t>
       <w:br/>
       <w:br/>
     </w:r>

--- a/tillsyn/Breviksnäs tillsynsbegäran.docx
+++ b/tillsyn/Breviksnäs tillsynsbegäran.docx
@@ -12,7 +12,7 @@
     </w:p>
     <w:p>
       <w:r>
-        <w:t>Denna tillsynsbegäran behandlar höga naturvärden i avverkningsanmälan Breviksnäs i Haninge kommun som inkom 2026-07-19 och omfattar 80,4 ha.</w:t>
+        <w:t>Denna tillsynsbegäran behandlar höga naturvärden i avverkningsanmälan Breviksnäs i Haninge kommun som inkom 2026-07-20 och omfattar 80,4 ha.</w:t>
       </w:r>
     </w:p>
     <w:p>
@@ -3119,7 +3119,7 @@
     <w:r>
       <w:tab/>
       <w:tab/>
-      <w:t>2026-07-19</w:t>
+      <w:t>2026-07-20</w:t>
       <w:br/>
       <w:br/>
     </w:r>

--- a/tillsyn/Breviksnäs tillsynsbegäran.docx
+++ b/tillsyn/Breviksnäs tillsynsbegäran.docx
@@ -12,7 +12,7 @@
     </w:p>
     <w:p>
       <w:r>
-        <w:t>Denna tillsynsbegäran behandlar höga naturvärden i avverkningsanmälan Breviksnäs i Haninge kommun som inkom 2026-07-20 och omfattar 80,4 ha.</w:t>
+        <w:t>Denna tillsynsbegäran behandlar höga naturvärden i avverkningsanmälan Breviksnäs i Haninge kommun som inkom 2026-07-21 och omfattar 80,4 ha.</w:t>
       </w:r>
     </w:p>
     <w:p>
@@ -3119,7 +3119,7 @@
     <w:r>
       <w:tab/>
       <w:tab/>
-      <w:t>2026-07-20</w:t>
+      <w:t>2026-07-21</w:t>
       <w:br/>
       <w:br/>
     </w:r>

--- a/tillsyn/Breviksnäs tillsynsbegäran.docx
+++ b/tillsyn/Breviksnäs tillsynsbegäran.docx
@@ -12,7 +12,7 @@
     </w:p>
     <w:p>
       <w:r>
-        <w:t>Denna tillsynsbegäran behandlar höga naturvärden i avverkningsanmälan Breviksnäs i Haninge kommun som inkom 2026-07-21 och omfattar 80,4 ha.</w:t>
+        <w:t>Denna tillsynsbegäran behandlar höga naturvärden i avverkningsanmälan Breviksnäs i Haninge kommun som inkom 2026-07-22 och omfattar 80,4 ha.</w:t>
       </w:r>
     </w:p>
     <w:p>
@@ -3119,7 +3119,7 @@
     <w:r>
       <w:tab/>
       <w:tab/>
-      <w:t>2026-07-21</w:t>
+      <w:t>2026-07-22</w:t>
       <w:br/>
       <w:br/>
     </w:r>

--- a/tillsyn/Breviksnäs tillsynsbegäran.docx
+++ b/tillsyn/Breviksnäs tillsynsbegäran.docx
@@ -12,7 +12,7 @@
     </w:p>
     <w:p>
       <w:r>
-        <w:t>Denna tillsynsbegäran behandlar höga naturvärden i avverkningsanmälan Breviksnäs i Haninge kommun som inkom 2026-07-22 och omfattar 80,4 ha.</w:t>
+        <w:t>Denna tillsynsbegäran behandlar höga naturvärden i avverkningsanmälan Breviksnäs i Haninge kommun som inkom 2026-07-23 och omfattar 80,4 ha.</w:t>
       </w:r>
     </w:p>
     <w:p>
@@ -3119,7 +3119,7 @@
     <w:r>
       <w:tab/>
       <w:tab/>
-      <w:t>2026-07-22</w:t>
+      <w:t>2026-07-23</w:t>
       <w:br/>
       <w:br/>
     </w:r>

--- a/tillsyn/Breviksnäs tillsynsbegäran.docx
+++ b/tillsyn/Breviksnäs tillsynsbegäran.docx
@@ -12,7 +12,7 @@
     </w:p>
     <w:p>
       <w:r>
-        <w:t>Denna tillsynsbegäran behandlar höga naturvärden i avverkningsanmälan Breviksnäs i Haninge kommun som inkom 2026-07-23 och omfattar 80,4 ha.</w:t>
+        <w:t>Denna tillsynsbegäran behandlar höga naturvärden i avverkningsanmälan Breviksnäs i Haninge kommun som inkom 2026-07-24 och omfattar 80,4 ha.</w:t>
       </w:r>
     </w:p>
     <w:p>
@@ -3119,7 +3119,7 @@
     <w:r>
       <w:tab/>
       <w:tab/>
-      <w:t>2026-07-23</w:t>
+      <w:t>2026-07-24</w:t>
       <w:br/>
       <w:br/>
     </w:r>

--- a/tillsyn/Breviksnäs tillsynsbegäran.docx
+++ b/tillsyn/Breviksnäs tillsynsbegäran.docx
@@ -12,7 +12,7 @@
     </w:p>
     <w:p>
       <w:r>
-        <w:t>Denna tillsynsbegäran behandlar höga naturvärden i avverkningsanmälan Breviksnäs i Haninge kommun som inkom 2026-07-24 och omfattar 80,4 ha.</w:t>
+        <w:t>Denna tillsynsbegäran behandlar höga naturvärden i avverkningsanmälan Breviksnäs i Haninge kommun som inkom 2026-07-25 och omfattar 80,4 ha.</w:t>
       </w:r>
     </w:p>
     <w:p>
@@ -3119,7 +3119,7 @@
     <w:r>
       <w:tab/>
       <w:tab/>
-      <w:t>2026-07-24</w:t>
+      <w:t>2026-07-25</w:t>
       <w:br/>
       <w:br/>
     </w:r>

--- a/tillsyn/Breviksnäs tillsynsbegäran.docx
+++ b/tillsyn/Breviksnäs tillsynsbegäran.docx
@@ -12,7 +12,7 @@
     </w:p>
     <w:p>
       <w:r>
-        <w:t>Denna tillsynsbegäran behandlar höga naturvärden i avverkningsanmälan Breviksnäs i Haninge kommun som inkom 2026-07-25 och omfattar 80,4 ha.</w:t>
+        <w:t>Denna tillsynsbegäran behandlar höga naturvärden i avverkningsanmälan Breviksnäs i Haninge kommun som inkom 2026-07-26 och omfattar 80,4 ha.</w:t>
       </w:r>
     </w:p>
     <w:p>
@@ -3119,7 +3119,7 @@
     <w:r>
       <w:tab/>
       <w:tab/>
-      <w:t>2026-07-25</w:t>
+      <w:t>2026-07-26</w:t>
       <w:br/>
       <w:br/>
     </w:r>

--- a/tillsyn/Breviksnäs tillsynsbegäran.docx
+++ b/tillsyn/Breviksnäs tillsynsbegäran.docx
@@ -12,7 +12,7 @@
     </w:p>
     <w:p>
       <w:r>
-        <w:t>Denna tillsynsbegäran behandlar höga naturvärden i avverkningsanmälan Breviksnäs i Haninge kommun som inkom 2026-07-26 och omfattar 80,4 ha.</w:t>
+        <w:t>Denna tillsynsbegäran behandlar höga naturvärden i avverkningsanmälan Breviksnäs i Haninge kommun som inkom 2026-07-27 och omfattar 80,4 ha.</w:t>
       </w:r>
     </w:p>
     <w:p>
@@ -3119,7 +3119,7 @@
     <w:r>
       <w:tab/>
       <w:tab/>
-      <w:t>2026-07-26</w:t>
+      <w:t>2026-07-27</w:t>
       <w:br/>
       <w:br/>
     </w:r>

--- a/tillsyn/Breviksnäs tillsynsbegäran.docx
+++ b/tillsyn/Breviksnäs tillsynsbegäran.docx
@@ -12,7 +12,7 @@
     </w:p>
     <w:p>
       <w:r>
-        <w:t>Denna tillsynsbegäran behandlar höga naturvärden i avverkningsanmälan Breviksnäs i Haninge kommun som inkom 2026-07-27 och omfattar 80,4 ha.</w:t>
+        <w:t>Denna tillsynsbegäran behandlar höga naturvärden i avverkningsanmälan Breviksnäs i Haninge kommun som inkom 2026-07-28 och omfattar 80,4 ha.</w:t>
       </w:r>
     </w:p>
     <w:p>
@@ -3119,7 +3119,7 @@
     <w:r>
       <w:tab/>
       <w:tab/>
-      <w:t>2026-07-27</w:t>
+      <w:t>2026-07-28</w:t>
       <w:br/>
       <w:br/>
     </w:r>

--- a/tillsyn/Breviksnäs tillsynsbegäran.docx
+++ b/tillsyn/Breviksnäs tillsynsbegäran.docx
@@ -12,7 +12,7 @@
     </w:p>
     <w:p>
       <w:r>
-        <w:t>Denna tillsynsbegäran behandlar höga naturvärden i avverkningsanmälan Breviksnäs i Haninge kommun som inkom 2026-07-28 och omfattar 80,4 ha.</w:t>
+        <w:t>Denna tillsynsbegäran behandlar höga naturvärden i avverkningsanmälan Breviksnäs i Haninge kommun som inkom 2026-07-29 och omfattar 80,4 ha.</w:t>
       </w:r>
     </w:p>
     <w:p>
@@ -3119,7 +3119,7 @@
     <w:r>
       <w:tab/>
       <w:tab/>
-      <w:t>2026-07-28</w:t>
+      <w:t>2026-07-29</w:t>
       <w:br/>
       <w:br/>
     </w:r>

--- a/tillsyn/Breviksnäs tillsynsbegäran.docx
+++ b/tillsyn/Breviksnäs tillsynsbegäran.docx
@@ -12,7 +12,7 @@
     </w:p>
     <w:p>
       <w:r>
-        <w:t>Denna tillsynsbegäran behandlar höga naturvärden i avverkningsanmälan Breviksnäs i Haninge kommun som inkom 2026-07-29 och omfattar 80,4 ha.</w:t>
+        <w:t>Denna tillsynsbegäran behandlar höga naturvärden i avverkningsanmälan Breviksnäs i Haninge kommun som inkom 2026-07-30 och omfattar 80,4 ha.</w:t>
       </w:r>
     </w:p>
     <w:p>
@@ -3119,7 +3119,7 @@
     <w:r>
       <w:tab/>
       <w:tab/>
-      <w:t>2026-07-29</w:t>
+      <w:t>2026-07-30</w:t>
       <w:br/>
       <w:br/>
     </w:r>

--- a/tillsyn/Breviksnäs tillsynsbegäran.docx
+++ b/tillsyn/Breviksnäs tillsynsbegäran.docx
@@ -12,7 +12,7 @@
     </w:p>
     <w:p>
       <w:r>
-        <w:t>Denna tillsynsbegäran behandlar höga naturvärden i avverkningsanmälan Breviksnäs i Haninge kommun som inkom 2026-07-30 och omfattar 80,4 ha.</w:t>
+        <w:t>Denna tillsynsbegäran behandlar höga naturvärden i avverkningsanmälan Breviksnäs i Haninge kommun som inkom 2026-07-31 och omfattar 80,4 ha.</w:t>
       </w:r>
     </w:p>
     <w:p>
@@ -3119,7 +3119,7 @@
     <w:r>
       <w:tab/>
       <w:tab/>
-      <w:t>2026-07-30</w:t>
+      <w:t>2026-07-31</w:t>
       <w:br/>
       <w:br/>
     </w:r>

--- a/tillsyn/Breviksnäs tillsynsbegäran.docx
+++ b/tillsyn/Breviksnäs tillsynsbegäran.docx
@@ -12,7 +12,7 @@
     </w:p>
     <w:p>
       <w:r>
-        <w:t>Denna tillsynsbegäran behandlar höga naturvärden i avverkningsanmälan Breviksnäs i Haninge kommun som inkom 2026-07-31 och omfattar 80,4 ha.</w:t>
+        <w:t>Denna tillsynsbegäran behandlar höga naturvärden i avverkningsanmälan Breviksnäs i Haninge kommun som inkom 2026-08-01 och omfattar 80,4 ha.</w:t>
       </w:r>
     </w:p>
     <w:p>
@@ -3119,7 +3119,7 @@
     <w:r>
       <w:tab/>
       <w:tab/>
-      <w:t>2026-07-31</w:t>
+      <w:t>2026-08-01</w:t>
       <w:br/>
       <w:br/>
     </w:r>

--- a/tillsyn/Breviksnäs tillsynsbegäran.docx
+++ b/tillsyn/Breviksnäs tillsynsbegäran.docx
@@ -12,7 +12,7 @@
     </w:p>
     <w:p>
       <w:r>
-        <w:t>Denna tillsynsbegäran behandlar höga naturvärden i avverkningsanmälan Breviksnäs i Haninge kommun som inkom 2026-08-01 och omfattar 80,4 ha.</w:t>
+        <w:t>Denna tillsynsbegäran behandlar höga naturvärden i avverkningsanmälan Breviksnäs i Haninge kommun som inkom 2026-08-02 och omfattar 80,4 ha.</w:t>
       </w:r>
     </w:p>
     <w:p>
@@ -3119,7 +3119,7 @@
     <w:r>
       <w:tab/>
       <w:tab/>
-      <w:t>2026-08-01</w:t>
+      <w:t>2026-08-02</w:t>
       <w:br/>
       <w:br/>
     </w:r>

--- a/tillsyn/Breviksnäs tillsynsbegäran.docx
+++ b/tillsyn/Breviksnäs tillsynsbegäran.docx
@@ -12,7 +12,7 @@
     </w:p>
     <w:p>
       <w:r>
-        <w:t>Denna tillsynsbegäran behandlar höga naturvärden i avverkningsanmälan Breviksnäs i Haninge kommun som inkom 2026-08-02 och omfattar 80,4 ha.</w:t>
+        <w:t>Denna tillsynsbegäran behandlar höga naturvärden i avverkningsanmälan Breviksnäs i Haninge kommun som inkom 2026-08-03 och omfattar 80,4 ha.</w:t>
       </w:r>
     </w:p>
     <w:p>
@@ -3119,7 +3119,7 @@
     <w:r>
       <w:tab/>
       <w:tab/>
-      <w:t>2026-08-02</w:t>
+      <w:t>2026-08-03</w:t>
       <w:br/>
       <w:br/>
     </w:r>

--- a/tillsyn/Breviksnäs tillsynsbegäran.docx
+++ b/tillsyn/Breviksnäs tillsynsbegäran.docx
@@ -12,7 +12,7 @@
     </w:p>
     <w:p>
       <w:r>
-        <w:t>Denna tillsynsbegäran behandlar höga naturvärden i avverkningsanmälan Breviksnäs i Haninge kommun som inkom 2026-08-03 och omfattar 80,4 ha.</w:t>
+        <w:t>Denna tillsynsbegäran behandlar höga naturvärden i avverkningsanmälan Breviksnäs i Haninge kommun som inkom 2026-08-06 och omfattar 80,4 ha.</w:t>
       </w:r>
     </w:p>
     <w:p>
@@ -3119,7 +3119,7 @@
     <w:r>
       <w:tab/>
       <w:tab/>
-      <w:t>2026-08-03</w:t>
+      <w:t>2026-08-06</w:t>
       <w:br/>
       <w:br/>
     </w:r>

--- a/tillsyn/Breviksnäs tillsynsbegäran.docx
+++ b/tillsyn/Breviksnäs tillsynsbegäran.docx
@@ -12,7 +12,7 @@
     </w:p>
     <w:p>
       <w:r>
-        <w:t>Denna tillsynsbegäran behandlar höga naturvärden i avverkningsanmälan Breviksnäs i Haninge kommun som inkom 2026-08-06 och omfattar 80,4 ha.</w:t>
+        <w:t>Denna tillsynsbegäran behandlar höga naturvärden i avverkningsanmälan Breviksnäs i Haninge kommun som inkom 2026-08-07 och omfattar 80,4 ha.</w:t>
       </w:r>
     </w:p>
     <w:p>
@@ -3119,7 +3119,7 @@
     <w:r>
       <w:tab/>
       <w:tab/>
-      <w:t>2026-08-06</w:t>
+      <w:t>2026-08-07</w:t>
       <w:br/>
       <w:br/>
     </w:r>

--- a/tillsyn/Breviksnäs tillsynsbegäran.docx
+++ b/tillsyn/Breviksnäs tillsynsbegäran.docx
@@ -12,7 +12,7 @@
     </w:p>
     <w:p>
       <w:r>
-        <w:t>Denna tillsynsbegäran behandlar höga naturvärden i avverkningsanmälan Breviksnäs i Haninge kommun som inkom 2026-08-07 och omfattar 80,4 ha.</w:t>
+        <w:t>Denna tillsynsbegäran behandlar höga naturvärden i avverkningsanmälan Breviksnäs i Haninge kommun som inkom 2026-08-08 och omfattar 80,4 ha.</w:t>
       </w:r>
     </w:p>
     <w:p>
@@ -3119,7 +3119,7 @@
     <w:r>
       <w:tab/>
       <w:tab/>
-      <w:t>2026-08-07</w:t>
+      <w:t>2026-08-08</w:t>
       <w:br/>
       <w:br/>
     </w:r>

--- a/tillsyn/Breviksnäs tillsynsbegäran.docx
+++ b/tillsyn/Breviksnäs tillsynsbegäran.docx
@@ -12,7 +12,7 @@
     </w:p>
     <w:p>
       <w:r>
-        <w:t>Denna tillsynsbegäran behandlar höga naturvärden i avverkningsanmälan Breviksnäs i Haninge kommun som inkom 2026-08-08 och omfattar 80,4 ha.</w:t>
+        <w:t>Denna tillsynsbegäran behandlar höga naturvärden i avverkningsanmälan Breviksnäs i Haninge kommun som inkom 2026-08-09 och omfattar 80,4 ha.</w:t>
       </w:r>
     </w:p>
     <w:p>
@@ -3119,7 +3119,7 @@
     <w:r>
       <w:tab/>
       <w:tab/>
-      <w:t>2026-08-08</w:t>
+      <w:t>2026-08-09</w:t>
       <w:br/>
       <w:br/>
     </w:r>

--- a/tillsyn/Breviksnäs tillsynsbegäran.docx
+++ b/tillsyn/Breviksnäs tillsynsbegäran.docx
@@ -12,7 +12,7 @@
     </w:p>
     <w:p>
       <w:r>
-        <w:t>Denna tillsynsbegäran behandlar höga naturvärden i avverkningsanmälan Breviksnäs i Haninge kommun som inkom 2026-08-09 och omfattar 80,4 ha.</w:t>
+        <w:t>Denna tillsynsbegäran behandlar höga naturvärden i avverkningsanmälan Breviksnäs i Haninge kommun som inkom 2026-08-10 och omfattar 80,4 ha.</w:t>
       </w:r>
     </w:p>
     <w:p>
@@ -3119,7 +3119,7 @@
     <w:r>
       <w:tab/>
       <w:tab/>
-      <w:t>2026-08-09</w:t>
+      <w:t>2026-08-10</w:t>
       <w:br/>
       <w:br/>
     </w:r>

--- a/tillsyn/Breviksnäs tillsynsbegäran.docx
+++ b/tillsyn/Breviksnäs tillsynsbegäran.docx
@@ -12,7 +12,7 @@
     </w:p>
     <w:p>
       <w:r>
-        <w:t>Denna tillsynsbegäran behandlar höga naturvärden i avverkningsanmälan Breviksnäs i Haninge kommun som inkom 2026-08-10 och omfattar 80,4 ha.</w:t>
+        <w:t>Denna tillsynsbegäran behandlar höga naturvärden i avverkningsanmälan Breviksnäs i Haninge kommun som inkom 2026-08-11 och omfattar 80,4 ha.</w:t>
       </w:r>
     </w:p>
     <w:p>
@@ -3119,7 +3119,7 @@
     <w:r>
       <w:tab/>
       <w:tab/>
-      <w:t>2026-08-10</w:t>
+      <w:t>2026-08-11</w:t>
       <w:br/>
       <w:br/>
     </w:r>

--- a/tillsyn/Breviksnäs tillsynsbegäran.docx
+++ b/tillsyn/Breviksnäs tillsynsbegäran.docx
@@ -12,7 +12,7 @@
     </w:p>
     <w:p>
       <w:r>
-        <w:t>Denna tillsynsbegäran behandlar höga naturvärden i avverkningsanmälan Breviksnäs i Haninge kommun som inkom 2026-08-11 och omfattar 80,4 ha.</w:t>
+        <w:t>Denna tillsynsbegäran behandlar höga naturvärden i avverkningsanmälan Breviksnäs i Haninge kommun som inkom 2026-08-12 och omfattar 80,4 ha.</w:t>
       </w:r>
     </w:p>
     <w:p>
@@ -3119,7 +3119,7 @@
     <w:r>
       <w:tab/>
       <w:tab/>
-      <w:t>2026-08-11</w:t>
+      <w:t>2026-08-12</w:t>
       <w:br/>
       <w:br/>
     </w:r>

--- a/tillsyn/Breviksnäs tillsynsbegäran.docx
+++ b/tillsyn/Breviksnäs tillsynsbegäran.docx
@@ -12,7 +12,7 @@
     </w:p>
     <w:p>
       <w:r>
-        <w:t>Denna tillsynsbegäran behandlar höga naturvärden i avverkningsanmälan Breviksnäs i Haninge kommun som inkom 2026-08-12 och omfattar 80,4 ha.</w:t>
+        <w:t>Denna tillsynsbegäran behandlar höga naturvärden i avverkningsanmälan Breviksnäs i Haninge kommun som inkom 2026-08-13 och omfattar 80,4 ha.</w:t>
       </w:r>
     </w:p>
     <w:p>
@@ -3119,7 +3119,7 @@
     <w:r>
       <w:tab/>
       <w:tab/>
-      <w:t>2026-08-12</w:t>
+      <w:t>2026-08-13</w:t>
       <w:br/>
       <w:br/>
     </w:r>

--- a/tillsyn/Breviksnäs tillsynsbegäran.docx
+++ b/tillsyn/Breviksnäs tillsynsbegäran.docx
@@ -12,7 +12,7 @@
     </w:p>
     <w:p>
       <w:r>
-        <w:t>Denna tillsynsbegäran behandlar höga naturvärden i avverkningsanmälan Breviksnäs i Haninge kommun som inkom 2026-08-13 och omfattar 80,4 ha.</w:t>
+        <w:t>Denna tillsynsbegäran behandlar höga naturvärden i avverkningsanmälan Breviksnäs i Haninge kommun som inkom 2026-08-14 och omfattar 80,4 ha.</w:t>
       </w:r>
     </w:p>
     <w:p>
@@ -3119,7 +3119,7 @@
     <w:r>
       <w:tab/>
       <w:tab/>
-      <w:t>2026-08-13</w:t>
+      <w:t>2026-08-14</w:t>
       <w:br/>
       <w:br/>
     </w:r>

--- a/tillsyn/Breviksnäs tillsynsbegäran.docx
+++ b/tillsyn/Breviksnäs tillsynsbegäran.docx
@@ -12,7 +12,7 @@
     </w:p>
     <w:p>
       <w:r>
-        <w:t>Denna tillsynsbegäran behandlar höga naturvärden i avverkningsanmälan Breviksnäs i Haninge kommun som inkom 2026-08-14 och omfattar 80,4 ha.</w:t>
+        <w:t>Denna tillsynsbegäran behandlar höga naturvärden i avverkningsanmälan Breviksnäs i Haninge kommun som inkom 2026-08-15 och omfattar 80,4 ha.</w:t>
       </w:r>
     </w:p>
     <w:p>
@@ -60,7 +60,7 @@
         <w:spacing w:after="240"/>
       </w:pPr>
       <w:r>
-        <w:t>Figur 1. Fyndplatser för naturvårdsarter i och inom 25 meter från avverkningsanmälan. Markörer utan svart kant är placerade på fyndplatsen. Markörer med svart kant är placerade vid sidan av fyndplatsen har ett svart streck som visar fyndplatsens exakta position. Kartans mittpunktskoordinat är N 6553737, E 693332 i SWEREF 99 TM.</w:t>
+        <w:t>Figur 1. Fyndplatser för naturvårdsarter i och inom 25 meter från avverkningsanmälan. Markörer utan svart kant är placerade på fyndplatsen. Markörer med svart kant är placerade vid sidan av fyndplatsen och har ett svart streck som visar fyndplatsens exakta position. Kartans mittpunktskoordinat är N 6553737, E 693332 i SWEREF 99 TM.</w:t>
       </w:r>
     </w:p>
     <w:p>
@@ -3119,7 +3119,7 @@
     <w:r>
       <w:tab/>
       <w:tab/>
-      <w:t>2026-08-14</w:t>
+      <w:t>2026-08-15</w:t>
       <w:br/>
       <w:br/>
     </w:r>

--- a/tillsyn/Breviksnäs tillsynsbegäran.docx
+++ b/tillsyn/Breviksnäs tillsynsbegäran.docx
@@ -12,7 +12,7 @@
     </w:p>
     <w:p>
       <w:r>
-        <w:t>Denna tillsynsbegäran behandlar höga naturvärden i avverkningsanmälan Breviksnäs i Haninge kommun som inkom 2026-08-15 och omfattar 80,4 ha.</w:t>
+        <w:t>Denna tillsynsbegäran behandlar höga naturvärden i avverkningsanmälan Breviksnäs i Haninge kommun som inkom 2026-08-16 och omfattar 80,4 ha.</w:t>
       </w:r>
     </w:p>
     <w:p>
@@ -3119,7 +3119,7 @@
     <w:r>
       <w:tab/>
       <w:tab/>
-      <w:t>2026-08-15</w:t>
+      <w:t>2026-08-16</w:t>
       <w:br/>
       <w:br/>
     </w:r>

--- a/tillsyn/Breviksnäs tillsynsbegäran.docx
+++ b/tillsyn/Breviksnäs tillsynsbegäran.docx
@@ -12,7 +12,7 @@
     </w:p>
     <w:p>
       <w:r>
-        <w:t>Denna tillsynsbegäran behandlar höga naturvärden i avverkningsanmälan Breviksnäs i Haninge kommun som inkom 2026-08-16 och omfattar 80,4 ha.</w:t>
+        <w:t>Denna tillsynsbegäran behandlar höga naturvärden i avverkningsanmälan Breviksnäs i Haninge kommun som inkom 2026-08-17 och omfattar 80,4 ha.</w:t>
       </w:r>
     </w:p>
     <w:p>
@@ -3119,7 +3119,7 @@
     <w:r>
       <w:tab/>
       <w:tab/>
-      <w:t>2026-08-16</w:t>
+      <w:t>2026-08-17</w:t>
       <w:br/>
       <w:br/>
     </w:r>

--- a/tillsyn/Breviksnäs tillsynsbegäran.docx
+++ b/tillsyn/Breviksnäs tillsynsbegäran.docx
@@ -12,7 +12,7 @@
     </w:p>
     <w:p>
       <w:r>
-        <w:t>Denna tillsynsbegäran behandlar höga naturvärden i avverkningsanmälan Breviksnäs i Haninge kommun som inkom 2026-08-17 och omfattar 80,4 ha.</w:t>
+        <w:t>Denna tillsynsbegäran behandlar höga naturvärden i avverkningsanmälan Breviksnäs i Haninge kommun som inkom 2026-08-18 och omfattar 80,4 ha.</w:t>
       </w:r>
     </w:p>
     <w:p>
@@ -3119,7 +3119,7 @@
     <w:r>
       <w:tab/>
       <w:tab/>
-      <w:t>2026-08-17</w:t>
+      <w:t>2026-08-18</w:t>
       <w:br/>
       <w:br/>
     </w:r>

--- a/tillsyn/Breviksnäs tillsynsbegäran.docx
+++ b/tillsyn/Breviksnäs tillsynsbegäran.docx
@@ -12,7 +12,7 @@
     </w:p>
     <w:p>
       <w:r>
-        <w:t>Denna tillsynsbegäran behandlar höga naturvärden i avverkningsanmälan Breviksnäs i Haninge kommun som inkom 2026-08-18 och omfattar 80,4 ha.</w:t>
+        <w:t>Denna tillsynsbegäran behandlar höga naturvärden i avverkningsanmälan Breviksnäs i Haninge kommun som inkom 2026-08-19 och omfattar 80,4 ha.</w:t>
       </w:r>
     </w:p>
     <w:p>
@@ -3119,7 +3119,7 @@
     <w:r>
       <w:tab/>
       <w:tab/>
-      <w:t>2026-08-18</w:t>
+      <w:t>2026-08-19</w:t>
       <w:br/>
       <w:br/>
     </w:r>

--- a/tillsyn/Breviksnäs tillsynsbegäran.docx
+++ b/tillsyn/Breviksnäs tillsynsbegäran.docx
@@ -12,7 +12,7 @@
     </w:p>
     <w:p>
       <w:r>
-        <w:t>Denna tillsynsbegäran behandlar höga naturvärden i avverkningsanmälan Breviksnäs i Haninge kommun som inkom 2026-08-19 och omfattar 80,4 ha.</w:t>
+        <w:t>Denna tillsynsbegäran behandlar höga naturvärden i avverkningsanmälan Breviksnäs i Haninge kommun som inkom 2026-08-20 och omfattar 80,4 ha.</w:t>
       </w:r>
     </w:p>
     <w:p>
@@ -3119,7 +3119,7 @@
     <w:r>
       <w:tab/>
       <w:tab/>
-      <w:t>2026-08-19</w:t>
+      <w:t>2026-08-20</w:t>
       <w:br/>
       <w:br/>
     </w:r>

--- a/tillsyn/Breviksnäs tillsynsbegäran.docx
+++ b/tillsyn/Breviksnäs tillsynsbegäran.docx
@@ -12,7 +12,7 @@
     </w:p>
     <w:p>
       <w:r>
-        <w:t>Denna tillsynsbegäran behandlar höga naturvärden i avverkningsanmälan Breviksnäs i Haninge kommun som inkom 2026-08-20 och omfattar 80,4 ha.</w:t>
+        <w:t>Denna tillsynsbegäran behandlar höga naturvärden i avverkningsanmälan Breviksnäs i Haninge kommun som inkom 2026-08-21 och omfattar 80,4 ha.</w:t>
       </w:r>
     </w:p>
     <w:p>
@@ -3119,7 +3119,7 @@
     <w:r>
       <w:tab/>
       <w:tab/>
-      <w:t>2026-08-20</w:t>
+      <w:t>2026-08-21</w:t>
       <w:br/>
       <w:br/>
     </w:r>

--- a/tillsyn/Breviksnäs tillsynsbegäran.docx
+++ b/tillsyn/Breviksnäs tillsynsbegäran.docx
@@ -12,7 +12,7 @@
     </w:p>
     <w:p>
       <w:r>
-        <w:t>Denna tillsynsbegäran behandlar höga naturvärden i avverkningsanmälan Breviksnäs i Haninge kommun som inkom 2026-08-21 och omfattar 80,4 ha.</w:t>
+        <w:t>Denna tillsynsbegäran behandlar höga naturvärden i avverkningsanmälan Breviksnäs i Haninge kommun som inkom 2026-08-22 och omfattar 80,4 ha.</w:t>
       </w:r>
     </w:p>
     <w:p>
@@ -3119,7 +3119,7 @@
     <w:r>
       <w:tab/>
       <w:tab/>
-      <w:t>2026-08-21</w:t>
+      <w:t>2026-08-22</w:t>
       <w:br/>
       <w:br/>
     </w:r>

--- a/tillsyn/Breviksnäs tillsynsbegäran.docx
+++ b/tillsyn/Breviksnäs tillsynsbegäran.docx
@@ -12,7 +12,7 @@
     </w:p>
     <w:p>
       <w:r>
-        <w:t>Denna tillsynsbegäran behandlar höga naturvärden i avverkningsanmälan Breviksnäs i Haninge kommun som inkom 2026-08-22 och omfattar 80,4 ha.</w:t>
+        <w:t>Denna tillsynsbegäran behandlar höga naturvärden i avverkningsanmälan Breviksnäs i Haninge kommun som inkom 2026-08-23 och omfattar 80,4 ha.</w:t>
       </w:r>
     </w:p>
     <w:p>
@@ -3119,7 +3119,7 @@
     <w:r>
       <w:tab/>
       <w:tab/>
-      <w:t>2026-08-22</w:t>
+      <w:t>2026-08-23</w:t>
       <w:br/>
       <w:br/>
     </w:r>

--- a/tillsyn/Breviksnäs tillsynsbegäran.docx
+++ b/tillsyn/Breviksnäs tillsynsbegäran.docx
@@ -12,7 +12,7 @@
     </w:p>
     <w:p>
       <w:r>
-        <w:t>Denna tillsynsbegäran behandlar höga naturvärden i avverkningsanmälan Breviksnäs i Haninge kommun som inkom 2026-08-23 och omfattar 80,4 ha.</w:t>
+        <w:t>Denna tillsynsbegäran behandlar höga naturvärden i avverkningsanmälan Breviksnäs i Haninge kommun som inkom 2026-08-24 och omfattar 80,4 ha.</w:t>
       </w:r>
     </w:p>
     <w:p>
@@ -3119,7 +3119,7 @@
     <w:r>
       <w:tab/>
       <w:tab/>
-      <w:t>2026-08-23</w:t>
+      <w:t>2026-08-24</w:t>
       <w:br/>
       <w:br/>
     </w:r>

--- a/tillsyn/Breviksnäs tillsynsbegäran.docx
+++ b/tillsyn/Breviksnäs tillsynsbegäran.docx
@@ -12,7 +12,7 @@
     </w:p>
     <w:p>
       <w:r>
-        <w:t>Denna tillsynsbegäran behandlar höga naturvärden i avverkningsanmälan Breviksnäs i Haninge kommun som inkom 2026-08-24 och omfattar 80,4 ha.</w:t>
+        <w:t>Denna tillsynsbegäran behandlar höga naturvärden i avverkningsanmälan Breviksnäs i Haninge kommun som inkom 2026-08-25 och omfattar 80,4 ha.</w:t>
       </w:r>
     </w:p>
     <w:p>
@@ -3119,7 +3119,7 @@
     <w:r>
       <w:tab/>
       <w:tab/>
-      <w:t>2026-08-24</w:t>
+      <w:t>2026-08-25</w:t>
       <w:br/>
       <w:br/>
     </w:r>

--- a/tillsyn/Breviksnäs tillsynsbegäran.docx
+++ b/tillsyn/Breviksnäs tillsynsbegäran.docx
@@ -12,7 +12,7 @@
     </w:p>
     <w:p>
       <w:r>
-        <w:t>Denna tillsynsbegäran behandlar höga naturvärden i avverkningsanmälan Breviksnäs i Haninge kommun som inkom 2026-08-25 och omfattar 80,4 ha.</w:t>
+        <w:t>Denna tillsynsbegäran behandlar höga naturvärden i avverkningsanmälan Breviksnäs i Haninge kommun som inkom 2026-08-26 och omfattar 80,4 ha.</w:t>
       </w:r>
     </w:p>
     <w:p>
@@ -3119,7 +3119,7 @@
     <w:r>
       <w:tab/>
       <w:tab/>
-      <w:t>2026-08-25</w:t>
+      <w:t>2026-08-26</w:t>
       <w:br/>
       <w:br/>
     </w:r>

--- a/tillsyn/Breviksnäs tillsynsbegäran.docx
+++ b/tillsyn/Breviksnäs tillsynsbegäran.docx
@@ -12,7 +12,7 @@
     </w:p>
     <w:p>
       <w:r>
-        <w:t>Denna tillsynsbegäran behandlar höga naturvärden i avverkningsanmälan Breviksnäs i Haninge kommun som inkom 2026-08-26 och omfattar 80,4 ha.</w:t>
+        <w:t>Denna tillsynsbegäran behandlar höga naturvärden i avverkningsanmälan Breviksnäs i Haninge kommun som inkom 2026-08-27 och omfattar 80,4 ha.</w:t>
       </w:r>
     </w:p>
     <w:p>
@@ -3119,7 +3119,7 @@
     <w:r>
       <w:tab/>
       <w:tab/>
-      <w:t>2026-08-26</w:t>
+      <w:t>2026-08-27</w:t>
       <w:br/>
       <w:br/>
     </w:r>

--- a/tillsyn/Breviksnäs tillsynsbegäran.docx
+++ b/tillsyn/Breviksnäs tillsynsbegäran.docx
@@ -12,7 +12,7 @@
     </w:p>
     <w:p>
       <w:r>
-        <w:t>Denna tillsynsbegäran behandlar höga naturvärden i avverkningsanmälan Breviksnäs i Haninge kommun som inkom 2026-08-27 och omfattar 80,4 ha.</w:t>
+        <w:t>Denna tillsynsbegäran behandlar höga naturvärden i avverkningsanmälan Breviksnäs i Haninge kommun som inkom 2026-08-28 och omfattar 80,4 ha.</w:t>
       </w:r>
     </w:p>
     <w:p>
@@ -3119,7 +3119,7 @@
     <w:r>
       <w:tab/>
       <w:tab/>
-      <w:t>2026-08-27</w:t>
+      <w:t>2026-08-28</w:t>
       <w:br/>
       <w:br/>
     </w:r>

--- a/tillsyn/Breviksnäs tillsynsbegäran.docx
+++ b/tillsyn/Breviksnäs tillsynsbegäran.docx
@@ -12,7 +12,7 @@
     </w:p>
     <w:p>
       <w:r>
-        <w:t>Denna tillsynsbegäran behandlar höga naturvärden i avverkningsanmälan Breviksnäs i Haninge kommun som inkom 2026-08-28 och omfattar 80,4 ha.</w:t>
+        <w:t>Denna tillsynsbegäran behandlar höga naturvärden i avverkningsanmälan Breviksnäs i Haninge kommun som inkom 2026-08-29 och omfattar 80,4 ha.</w:t>
       </w:r>
     </w:p>
     <w:p>
@@ -3119,7 +3119,7 @@
     <w:r>
       <w:tab/>
       <w:tab/>
-      <w:t>2026-08-28</w:t>
+      <w:t>2026-08-29</w:t>
       <w:br/>
       <w:br/>
     </w:r>

--- a/tillsyn/Breviksnäs tillsynsbegäran.docx
+++ b/tillsyn/Breviksnäs tillsynsbegäran.docx
@@ -12,7 +12,7 @@
     </w:p>
     <w:p>
       <w:r>
-        <w:t>Denna tillsynsbegäran behandlar höga naturvärden i avverkningsanmälan Breviksnäs i Haninge kommun som inkom 2026-08-29 och omfattar 80,4 ha.</w:t>
+        <w:t>Denna tillsynsbegäran behandlar höga naturvärden i avverkningsanmälan Breviksnäs i Haninge kommun som inkom 2026-08-31 och omfattar 80,4 ha.</w:t>
       </w:r>
     </w:p>
     <w:p>
@@ -3119,7 +3119,7 @@
     <w:r>
       <w:tab/>
       <w:tab/>
-      <w:t>2026-08-29</w:t>
+      <w:t>2026-08-31</w:t>
       <w:br/>
       <w:br/>
     </w:r>

--- a/tillsyn/Breviksnäs tillsynsbegäran.docx
+++ b/tillsyn/Breviksnäs tillsynsbegäran.docx
@@ -12,7 +12,7 @@
     </w:p>
     <w:p>
       <w:r>
-        <w:t>Denna tillsynsbegäran behandlar höga naturvärden i avverkningsanmälan Breviksnäs i Haninge kommun som inkom 2026-08-31 och omfattar 80,4 ha.</w:t>
+        <w:t>Denna tillsynsbegäran behandlar höga naturvärden i avverkningsanmälan Breviksnäs i Haninge kommun som inkom 2026-09-01 och omfattar 80,4 ha.</w:t>
       </w:r>
     </w:p>
     <w:p>
@@ -3119,7 +3119,7 @@
     <w:r>
       <w:tab/>
       <w:tab/>
-      <w:t>2026-08-31</w:t>
+      <w:t>2026-09-01</w:t>
       <w:br/>
       <w:br/>
     </w:r>

--- a/tillsyn/Breviksnäs tillsynsbegäran.docx
+++ b/tillsyn/Breviksnäs tillsynsbegäran.docx
@@ -12,7 +12,7 @@
     </w:p>
     <w:p>
       <w:r>
-        <w:t>Denna tillsynsbegäran behandlar höga naturvärden i avverkningsanmälan Breviksnäs i Haninge kommun som inkom 2026-09-01 och omfattar 80,4 ha.</w:t>
+        <w:t>Denna tillsynsbegäran behandlar höga naturvärden i avverkningsanmälan Breviksnäs i Haninge kommun som inkom 2026-09-02 och omfattar 80,4 ha.</w:t>
       </w:r>
     </w:p>
     <w:p>
@@ -3119,7 +3119,7 @@
     <w:r>
       <w:tab/>
       <w:tab/>
-      <w:t>2026-09-01</w:t>
+      <w:t>2026-09-02</w:t>
       <w:br/>
       <w:br/>
     </w:r>

--- a/tillsyn/Breviksnäs tillsynsbegäran.docx
+++ b/tillsyn/Breviksnäs tillsynsbegäran.docx
@@ -12,7 +12,7 @@
     </w:p>
     <w:p>
       <w:r>
-        <w:t>Denna tillsynsbegäran behandlar höga naturvärden i avverkningsanmälan Breviksnäs i Haninge kommun som inkom 2026-09-02 och omfattar 80,4 ha.</w:t>
+        <w:t>Denna tillsynsbegäran behandlar höga naturvärden i avverkningsanmälan Breviksnäs i Haninge kommun som inkom 2026-09-03 och omfattar 80,4 ha.</w:t>
       </w:r>
     </w:p>
     <w:p>
@@ -3119,7 +3119,7 @@
     <w:r>
       <w:tab/>
       <w:tab/>
-      <w:t>2026-09-02</w:t>
+      <w:t>2026-09-03</w:t>
       <w:br/>
       <w:br/>
     </w:r>

--- a/tillsyn/Breviksnäs tillsynsbegäran.docx
+++ b/tillsyn/Breviksnäs tillsynsbegäran.docx
@@ -12,7 +12,7 @@
     </w:p>
     <w:p>
       <w:r>
-        <w:t>Denna tillsynsbegäran behandlar höga naturvärden i avverkningsanmälan Breviksnäs i Haninge kommun som inkom 2026-09-03 och omfattar 80,4 ha.</w:t>
+        <w:t>Denna tillsynsbegäran behandlar höga naturvärden i avverkningsanmälan Breviksnäs i Haninge kommun som inkom 2026-09-04 och omfattar 80,4 ha.</w:t>
       </w:r>
     </w:p>
     <w:p>
@@ -3119,7 +3119,7 @@
     <w:r>
       <w:tab/>
       <w:tab/>
-      <w:t>2026-09-03</w:t>
+      <w:t>2026-09-04</w:t>
       <w:br/>
       <w:br/>
     </w:r>

--- a/tillsyn/Breviksnäs tillsynsbegäran.docx
+++ b/tillsyn/Breviksnäs tillsynsbegäran.docx
@@ -12,7 +12,7 @@
     </w:p>
     <w:p>
       <w:r>
-        <w:t>Denna tillsynsbegäran behandlar höga naturvärden i avverkningsanmälan Breviksnäs i Haninge kommun som inkom 2026-09-04 och omfattar 80,4 ha.</w:t>
+        <w:t>Denna tillsynsbegäran behandlar höga naturvärden i avverkningsanmälan Breviksnäs i Haninge kommun som inkom 2026-09-05 och omfattar 80,4 ha.</w:t>
       </w:r>
     </w:p>
     <w:p>
@@ -3119,7 +3119,7 @@
     <w:r>
       <w:tab/>
       <w:tab/>
-      <w:t>2026-09-04</w:t>
+      <w:t>2026-09-05</w:t>
       <w:br/>
       <w:br/>
     </w:r>

--- a/tillsyn/Breviksnäs tillsynsbegäran.docx
+++ b/tillsyn/Breviksnäs tillsynsbegäran.docx
@@ -12,7 +12,7 @@
     </w:p>
     <w:p>
       <w:r>
-        <w:t>Denna tillsynsbegäran behandlar höga naturvärden i avverkningsanmälan Breviksnäs i Haninge kommun som inkom 2026-09-05 och omfattar 80,4 ha.</w:t>
+        <w:t>Denna tillsynsbegäran behandlar höga naturvärden i avverkningsanmälan Breviksnäs i Haninge kommun som inkom 2026-09-06 och omfattar 80,4 ha.</w:t>
       </w:r>
     </w:p>
     <w:p>
@@ -3119,7 +3119,7 @@
     <w:r>
       <w:tab/>
       <w:tab/>
-      <w:t>2026-09-05</w:t>
+      <w:t>2026-09-06</w:t>
       <w:br/>
       <w:br/>
     </w:r>

--- a/tillsyn/Breviksnäs tillsynsbegäran.docx
+++ b/tillsyn/Breviksnäs tillsynsbegäran.docx
@@ -12,7 +12,7 @@
     </w:p>
     <w:p>
       <w:r>
-        <w:t>Denna tillsynsbegäran behandlar höga naturvärden i avverkningsanmälan Breviksnäs i Haninge kommun som inkom 2026-09-06 och omfattar 80,4 ha.</w:t>
+        <w:t>Denna tillsynsbegäran behandlar höga naturvärden i avverkningsanmälan Breviksnäs i Haninge kommun som inkom 2026-09-07 och omfattar 80,4 ha.</w:t>
       </w:r>
     </w:p>
     <w:p>
@@ -3119,7 +3119,7 @@
     <w:r>
       <w:tab/>
       <w:tab/>
-      <w:t>2026-09-06</w:t>
+      <w:t>2026-09-07</w:t>
       <w:br/>
       <w:br/>
     </w:r>
